--- a/examples/datasets/doc/07-nn3.docx
+++ b/examples/datasets/doc/07-nn3.docx
@@ -873,7 +873,7 @@
               <a:graphicData uri="http://schemas.openxmlformats.org/drawingml/2006/picture">
                 <pic:pic>
                   <pic:nvPicPr>
-                    <pic:cNvPr descr="/home/gpca/tspredit/examples/datasets/doc/07-nn3_files/1ec446709b90f149fd4b78efe643fcf0c73ae625.png" id="13" name="Picture"/>
+                    <pic:cNvPr descr="C:\Git\cefet-rj-dal\tspredit\examples\datasets\doc\07-nn3_files/d80a6d6f16d48c48cb48f2cdfe1f53fd5e66306f.png" id="13" name="Picture"/>
                     <pic:cNvPicPr>
                       <a:picLocks noChangeArrowheads="1" noChangeAspect="1"/>
                     </pic:cNvPicPr>

--- a/examples/datasets/doc/07-nn3.docx
+++ b/examples/datasets/doc/07-nn3.docx
@@ -873,7 +873,7 @@
               <a:graphicData uri="http://schemas.openxmlformats.org/drawingml/2006/picture">
                 <pic:pic>
                   <pic:nvPicPr>
-                    <pic:cNvPr descr="C:\Git\cefet-rj-dal\tspredit\examples\datasets\doc\07-nn3_files/d80a6d6f16d48c48cb48f2cdfe1f53fd5e66306f.png" id="13" name="Picture"/>
+                    <pic:cNvPr descr="C:\Git\dal\tspredit\examples\datasets\doc\07-nn3_files/d80a6d6f16d48c48cb48f2cdfe1f53fd5e66306f.png" id="13" name="Picture"/>
                     <pic:cNvPicPr>
                       <a:picLocks noChangeArrowheads="1" noChangeAspect="1"/>
                     </pic:cNvPicPr>

--- a/examples/datasets/doc/07-nn3.docx
+++ b/examples/datasets/doc/07-nn3.docx
@@ -873,7 +873,7 @@
               <a:graphicData uri="http://schemas.openxmlformats.org/drawingml/2006/picture">
                 <pic:pic>
                   <pic:nvPicPr>
-                    <pic:cNvPr descr="C:\Git\dal\tspredit\examples\datasets\doc\07-nn3_files/d80a6d6f16d48c48cb48f2cdfe1f53fd5e66306f.png" id="13" name="Picture"/>
+                    <pic:cNvPr descr="/home/gpca/tspredit/examples/datasets/doc/07-nn3_files/1ec446709b90f149fd4b78efe643fcf0c73ae625.png" id="13" name="Picture"/>
                     <pic:cNvPicPr>
                       <a:picLocks noChangeArrowheads="1" noChangeAspect="1"/>
                     </pic:cNvPicPr>
